--- a/01 CORE BOOKS/Sources/A — A World of Distinctions.docx
+++ b/01 CORE BOOKS/Sources/A — A World of Distinctions.docx
@@ -4918,82 +4918,82 @@
           <w:sz w:val="21"/>
           <w:szCs w:val="21"/>
         </w:rPr>
-        <w:t xml:space="preserve">One reading. The decay operator of Movement Ten was completely specified as an abstract object and entirely unspecified as a concrete one, and for two printings that gap was where most of the remaining questions were parked. It is now one question rather than four. If an admissible reduction is an average over the carrier's own reflections, which is what its covariance clause appears to say, then the concrete operator follows, and so does everything that was waiting on it. That reading is open. It is the only thing left in this half of the framework, and four separate debts collapsed into it.</w:t>
-      </w:r>
-    </w:p>
-    <w:p>
-      <w:pPr>
-        <w:spacing w:after="170" w:line="300"/>
-        <w:jc w:val="both"/>
-      </w:pPr>
-      <w:r>
-        <w:rPr>
-          <w:rFonts w:ascii="Constantia" w:cs="Constantia" w:eastAsia="Constantia" w:hAnsi="Constantia"/>
-          <w:color w:val="243040"/>
-          <w:sz w:val="21"/>
-          <w:szCs w:val="21"/>
-        </w:rPr>
-        <w:t xml:space="preserve">One number that follows from it. The spatial modes are three, and this printing derives that rather than reading it off the sky, conditional on the reading above. It is the same fact as the surviving symmetry being so(10): either both or neither.</w:t>
-      </w:r>
-    </w:p>
-    <w:p>
-      <w:pPr>
-        <w:spacing w:after="170" w:line="300"/>
-        <w:jc w:val="both"/>
-      </w:pPr>
-      <w:r>
-        <w:rPr>
-          <w:rFonts w:ascii="Constantia" w:cs="Constantia" w:eastAsia="Constantia" w:hAnsi="Constantia"/>
-          <w:color w:val="243040"/>
-          <w:sz w:val="21"/>
-          <w:szCs w:val="21"/>
-        </w:rPr>
-        <w:t xml:space="preserve">One catalogue that follows from both. The gauge algebra comes out so(10), the matter comes out in the sixteen, which is one generation with a right-handed neutrino included rather than bolted on, and the families come out three, because the family index splits into one direction the decay cannot tell apart from itself and three that it can. What is still owed here is chirality, the argument that makes those three left-handed in the observed sense, and anomaly freedom, which is a calculation in modules that are now named.</w:t>
-      </w:r>
-    </w:p>
-    <w:p>
-      <w:pPr>
-        <w:spacing w:after="170" w:line="300"/>
-        <w:jc w:val="both"/>
-      </w:pPr>
-      <w:r>
-        <w:rPr>
-          <w:rFonts w:ascii="Constantia" w:cs="Constantia" w:eastAsia="Constantia" w:hAnsi="Constantia"/>
-          <w:color w:val="243040"/>
-          <w:sz w:val="21"/>
-          <w:szCs w:val="21"/>
-        </w:rPr>
-        <w:t xml:space="preserve">One combinatorial lemma, now half discharged. The standing vacuum readout rested on the claim that a complete carrier closure passes each of the 240 roots exactly once. Such a closure exists, and this printing carries the explicit two hundred and forty step witness. The closing was free all along, since the roots come in opposite pairs and therefore sum to nothing. What remains open is whether the closure is unique and how many there are, and the vacuum readout needs neither, since every complete closure crosses 240 times by definition.</w:t>
-      </w:r>
-    </w:p>
-    <w:p>
-      <w:pPr>
-        <w:spacing w:after="170" w:line="300"/>
-        <w:jc w:val="both"/>
-      </w:pPr>
-      <w:r>
-        <w:rPr>
-          <w:rFonts w:ascii="Constantia" w:cs="Constantia" w:eastAsia="Constantia" w:hAnsi="Constantia"/>
-          <w:color w:val="243040"/>
-          <w:sz w:val="21"/>
-          <w:szCs w:val="21"/>
-        </w:rPr>
-        <w:t xml:space="preserve">And three measurements, of which one has moved. The vacuum readout, now standing on a proved closure, gives a dark energy fraction and an age of the universe that bracket the measured ones with nothing fitted anywhere in the map, which is a consistency check passed rather than the residual integral derived. The audited count of closures in the two pipelines that disagree about the expansion rate stands at a pull of 0.55 standard deviations, exposed rather than supported, and the audit itself has not been done. And a running, self-holding system returning quantised retention at powers of r under a convention declared before the count, which no amount of desk work will settle and which is the framework's own stated condition of defeat.</w:t>
-      </w:r>
-    </w:p>
-    <w:p>
-      <w:pPr>
-        <w:spacing w:after="170" w:line="300"/>
-        <w:jc w:val="both"/>
-      </w:pPr>
-      <w:r>
-        <w:rPr>
-          <w:rFonts w:ascii="Constantia" w:cs="Constantia" w:eastAsia="Constantia" w:hAnsi="Constantia"/>
-          <w:color w:val="243040"/>
-          <w:sz w:val="21"/>
-          <w:szCs w:val="21"/>
-        </w:rPr>
-        <w:t xml:space="preserve">That is the whole of it. One reading, one chirality argument, one anomaly calculation, one closure count, and two measurements. The list is shorter than the one this book carried a printing ago, and it got shorter not by lowering the standard but by being attacked from the other end: the item everything was said to be waiting for turned out to be the item that everything else determined. Everything else in the chain from a sentence describing itself to the shape of spacetime and the cost of being a thing is proved, conditional on a bridge that is named where it is used, proposed at its own grade, or dissolved.</w:t>
+        <w:t xml:space="preserve">One reading, now discharged. The decay operator of Movement Ten was completely specified as an abstract object and entirely unspecified as a concrete one, and for two printings that gap was where most of the remaining questions were parked. It is now closed, and it closed on something the book had already proved for a different reason: what survives the descent is an algebra, not merely a set of directions. A part of the carrier holding no primitive crossing cannot supply one, and nothing else can be the operator. Averaging over the carrier's own reflections is not one candidate among several; given which part decays, it is the only map meeting the conditions.</w:t>
+      </w:r>
+    </w:p>
+    <w:p>
+      <w:pPr>
+        <w:spacing w:after="170" w:line="300"/>
+        <w:jc w:val="both"/>
+      </w:pPr>
+      <w:r>
+        <w:rPr>
+          <w:rFonts w:ascii="Constantia" w:cs="Constantia" w:eastAsia="Constantia" w:hAnsi="Constantia"/>
+          <w:color w:val="243040"/>
+          <w:sz w:val="21"/>
+          <w:szCs w:val="21"/>
+        </w:rPr>
+        <w:t xml:space="preserve">One number that followed from it. The spatial modes are three, and the book now derives that rather than reading it off the sky. It is the same fact as the surviving symmetry being so(10): either both or neither, and no longer conditional on anything.</w:t>
+      </w:r>
+    </w:p>
+    <w:p>
+      <w:pPr>
+        <w:spacing w:after="170" w:line="300"/>
+        <w:jc w:val="both"/>
+      </w:pPr>
+      <w:r>
+        <w:rPr>
+          <w:rFonts w:ascii="Constantia" w:cs="Constantia" w:eastAsia="Constantia" w:hAnsi="Constantia"/>
+          <w:color w:val="243040"/>
+          <w:sz w:val="21"/>
+          <w:szCs w:val="21"/>
+        </w:rPr>
+        <w:t xml:space="preserve">One catalogue that followed from both. The gauge algebra comes out so(10). The matter comes out in the sixteen, one generation with a right-handed neutrino included rather than bolted on, and every hypercharge and every electric charge in it is what tracelessness across three directions and two forces. Quark charges are thirds because there are three colours to be traceless across. The families come out three. The anomalies cancel, checked by summing over the states the construction actually built rather than by citing a result about states with the same names. What is still owed here is the hierarchy: at this order the three families are degenerate, which is not what the world does, and the book says so rather than letting the reader assume the masses would follow.</w:t>
+      </w:r>
+    </w:p>
+    <w:p>
+      <w:pPr>
+        <w:spacing w:after="170" w:line="300"/>
+        <w:jc w:val="both"/>
+      </w:pPr>
+      <w:r>
+        <w:rPr>
+          <w:rFonts w:ascii="Constantia" w:cs="Constantia" w:eastAsia="Constantia" w:hAnsi="Constantia"/>
+          <w:color w:val="243040"/>
+          <w:sz w:val="21"/>
+          <w:szCs w:val="21"/>
+        </w:rPr>
+        <w:t xml:space="preserve">One combinatorial lemma, discharged for existence. The standing vacuum readout rested on the claim that a complete carrier closure passes each of the 240 roots exactly once. Such a closure exists and the book carries the explicit two hundred and forty step witness. The closing was free all along, since the roots come in opposite pairs and sum to nothing. Whether the closure is unique is open, finite, and needed by nothing.</w:t>
+      </w:r>
+    </w:p>
+    <w:p>
+      <w:pPr>
+        <w:spacing w:after="170" w:line="300"/>
+        <w:jc w:val="both"/>
+      </w:pPr>
+      <w:r>
+        <w:rPr>
+          <w:rFonts w:ascii="Constantia" w:cs="Constantia" w:eastAsia="Constantia" w:hAnsi="Constantia"/>
+          <w:color w:val="243040"/>
+          <w:sz w:val="21"/>
+          <w:szCs w:val="21"/>
+        </w:rPr>
+        <w:t xml:space="preserve">And three measurements, of which one has moved and two have not. The vacuum readout, standing now on a proved closure, gives a dark energy fraction and an age of the universe that bracket the measured ones with nothing fitted, and its ratio to the Planck scale turns out to be r taken over half the carrier's crossings, so the largest number in physics stops being a coincidence and becomes an exponent that was already fixed. The audited count of closures in the pipelines that disagree about the expansion rate stands at half a standard deviation, exposed rather than supported, and the audit itself has not been done. And a running, self-holding system returning quantised retention at powers of r under a convention declared before the count, which no amount of desk work will settle and which remains the framework's own condition of defeat.</w:t>
+      </w:r>
+    </w:p>
+    <w:p>
+      <w:pPr>
+        <w:spacing w:after="170" w:line="300"/>
+        <w:jc w:val="both"/>
+      </w:pPr>
+      <w:r>
+        <w:rPr>
+          <w:rFonts w:ascii="Constantia" w:cs="Constantia" w:eastAsia="Constantia" w:hAnsi="Constantia"/>
+          <w:color w:val="243040"/>
+          <w:sz w:val="21"/>
+          <w:szCs w:val="21"/>
+        </w:rPr>
+        <w:t xml:space="preserve">That is the whole of it. One coupling, one hierarchy of masses, one closure count, and two measurements. The list is shorter than the one this book carried a printing ago, and it got shorter not by lowering the standard but by being attacked from the end nobody had tried: the item everything was said to be waiting for turned out to be the item that everything else determined. What remains is a variational principle that nobody has yet used to compute a single mass. Everything else in the chain, from a sentence describing itself to the shape of spacetime and the charge on a down quark, is proved, conditional on a bridge that is named where it is used, proposed at its own grade, or dissolved.</w:t>
       </w:r>
     </w:p>
     <w:p>
